--- a/resources/form_templates/aseguradoras/FORMULARIO_SOLICITUD_DE_FIANZA_APS_formato-1.docx
+++ b/resources/form_templates/aseguradoras/FORMULARIO_SOLICITUD_DE_FIANZA_APS_formato-1.docx
@@ -1869,7 +1869,7 @@
           <w:sz w:val="22"/>
           <w:szCs w:val="22"/>
         </w:rPr>
-        <w:t xml:space="preserve">[Firma del gerente de su empresa] </w:t>
+        <w:t xml:space="preserve">${img_firma} </w:t>
       </w:r>
       <w:r>
         <w:rPr>
@@ -1877,7 +1877,7 @@
           <w:szCs w:val="22"/>
           <w:lang/>
         </w:rPr>
-        <w:t xml:space="preserve">[Sello de su empresa]</w:t>
+        <w:t xml:space="preserve">${img_sello}</w:t>
       </w:r>
       <w:r>
         <w:rPr>

--- a/resources/form_templates/aseguradoras/FORMULARIO_SOLICITUD_DE_FIANZA_APS_formato-1.docx
+++ b/resources/form_templates/aseguradoras/FORMULARIO_SOLICITUD_DE_FIANZA_APS_formato-1.docx
@@ -123,7 +123,7 @@
                 <w:sz w:val="18"/>
                 <w:szCs w:val="18"/>
               </w:rPr>
-              <w:t xml:space="preserve">18/03/2026</w:t>
+              <w:t xml:space="preserve">${fecha}</w:t>
             </w:r>
           </w:p>
         </w:tc>
@@ -460,7 +460,7 @@
                 <w:sz w:val="18"/>
                 <w:szCs w:val="18"/>
               </w:rPr>
-              <w:t xml:space="preserve">8095600459</w:t>
+              <w:t xml:space="preserve">${empresa_telefono}</w:t>
             </w:r>
           </w:p>
         </w:tc>
@@ -669,7 +669,7 @@
                 <w:sz w:val="16"/>
                 <w:szCs w:val="16"/>
               </w:rPr>
-              <w:t xml:space="preserve">402-1119954-8</w:t>
+              <w:t xml:space="preserve">${rep_cedula}</w:t>
             </w:r>
           </w:p>
         </w:tc>
